--- a/Kasib/Kasib_Cassim_CV_Modern_ATS.docx
+++ b/Kasib/Kasib_Cassim_CV_Modern_ATS.docx
@@ -60,7 +60,7 @@
         </w:rPr>
         <w:t xml:space="preserve">  |  </w:t>
       </w:r>
-      <w:hyperlink w:history="1" r:id="rIdpzt2vu5nvikgsq79xuhni">
+      <w:hyperlink w:history="1" r:id="rIdzimwdhcpykngnfiwtfd_y">
         <w:r>
           <w:rPr>
             <w:rFonts w:ascii="Calibri" w:cs="Calibri" w:eastAsia="Calibri" w:hAnsi="Calibri"/>
@@ -97,7 +97,7 @@
         <w:spacing w:after="40"/>
         <w:jc w:val="center"/>
       </w:pPr>
-      <w:hyperlink w:history="1" r:id="rIdq-jfotudtkefs_v9ibdn7">
+      <w:hyperlink w:history="1" r:id="rId1_e7lvva_lecmrtjavsog">
         <w:r>
           <w:rPr>
             <w:rFonts w:ascii="Calibri" w:cs="Calibri" w:eastAsia="Calibri" w:hAnsi="Calibri"/>
@@ -218,16 +218,16 @@
           <w:sz w:val="20"/>
           <w:szCs w:val="20"/>
         </w:rPr>
-        <w:t xml:space="preserve">7 qualified enterprise leads in one week</w:t>
-      </w:r>
-      <w:r>
-        <w:rPr>
-          <w:rFonts w:ascii="Calibri" w:cs="Calibri" w:eastAsia="Calibri" w:hAnsi="Calibri"/>
-          <w:color w:val="1A1A1A"/>
-          <w:sz w:val="20"/>
-          <w:szCs w:val="20"/>
-        </w:rPr>
-        <w:t xml:space="preserve"> at Ai Everything Abu Dhabi, incl. a national telecom group and a global SaaS vendor.</w:t>
+        <w:t xml:space="preserve">Cross-border expansion</w:t>
+      </w:r>
+      <w:r>
+        <w:rPr>
+          <w:rFonts w:ascii="Calibri" w:cs="Calibri" w:eastAsia="Calibri" w:hAnsi="Calibri"/>
+          <w:color w:val="1A1A1A"/>
+          <w:sz w:val="20"/>
+          <w:szCs w:val="20"/>
+        </w:rPr>
+        <w:t xml:space="preserve"> across the Middle East and East Asia, managing business development teams in multiple countries.</w:t>
       </w:r>
     </w:p>
     <w:p>
@@ -351,16 +351,16 @@
           <w:sz w:val="20"/>
           <w:szCs w:val="20"/>
         </w:rPr>
-        <w:t xml:space="preserve">AI &amp; Automation: </w:t>
-      </w:r>
-      <w:r>
-        <w:rPr>
-          <w:rFonts w:ascii="Calibri" w:cs="Calibri" w:eastAsia="Calibri" w:hAnsi="Calibri"/>
-          <w:color w:val="1A1A1A"/>
-          <w:sz w:val="20"/>
-          <w:szCs w:val="20"/>
-        </w:rPr>
-        <w:t xml:space="preserve">AI agents, generative AI (Claude, Gemini), synthetic audience testing, sales process automation, Slack and Jira integrations</w:t>
+        <w:t xml:space="preserve">AI &amp; GTM Engineering: </w:t>
+      </w:r>
+      <w:r>
+        <w:rPr>
+          <w:rFonts w:ascii="Calibri" w:cs="Calibri" w:eastAsia="Calibri" w:hAnsi="Calibri"/>
+          <w:color w:val="1A1A1A"/>
+          <w:sz w:val="20"/>
+          <w:szCs w:val="20"/>
+        </w:rPr>
+        <w:t xml:space="preserve">GTM engineering, outbound and sales process automation, lead enrichment, AI agents, generative AI (Claude, Gemini), Slack and Jira integrations</w:t>
       </w:r>
     </w:p>
     <w:p>
@@ -514,64 +514,64 @@
           <w:sz w:val="20"/>
           <w:szCs w:val="20"/>
         </w:rPr>
-        <w:t xml:space="preserve">Lead UAE market entry for Axsona, an AI platform that tests AI agents, products and messaging on synthetic populations of AI personas before launch.</w:t>
-      </w:r>
-    </w:p>
-    <w:p>
-      <w:pPr>
-        <w:pStyle w:val="ListParagraph"/>
-        <w:numPr>
-          <w:ilvl w:val="0"/>
-          <w:numId w:val="2"/>
-        </w:numPr>
-        <w:spacing w:after="15" w:line="240"/>
-      </w:pPr>
-      <w:r>
-        <w:rPr>
-          <w:rFonts w:ascii="Calibri" w:cs="Calibri" w:eastAsia="Calibri" w:hAnsi="Calibri"/>
-          <w:color w:val="1A1A1A"/>
-          <w:sz w:val="20"/>
-          <w:szCs w:val="20"/>
-        </w:rPr>
-        <w:t xml:space="preserve">Generated 7 qualified enterprise and partner leads in one week at Ai Everything Abu Dhabi, including a national telecom group and a global SaaS vendor, at VP and C-level.</w:t>
-      </w:r>
-    </w:p>
-    <w:p>
-      <w:pPr>
-        <w:pStyle w:val="ListParagraph"/>
-        <w:numPr>
-          <w:ilvl w:val="0"/>
-          <w:numId w:val="2"/>
-        </w:numPr>
-        <w:spacing w:after="15" w:line="240"/>
-      </w:pPr>
-      <w:r>
-        <w:rPr>
-          <w:rFonts w:ascii="Calibri" w:cs="Calibri" w:eastAsia="Calibri" w:hAnsi="Calibri"/>
-          <w:color w:val="1A1A1A"/>
-          <w:sz w:val="20"/>
-          <w:szCs w:val="20"/>
-        </w:rPr>
-        <w:t xml:space="preserve">Wrote 7 account-specific partnership proposals and outreach sequences, mapping use cases to each buyer’s priorities (AI agent trust, campaign pre-testing, regulatory impact, user adoption).</w:t>
-      </w:r>
-    </w:p>
-    <w:p>
-      <w:pPr>
-        <w:pStyle w:val="ListParagraph"/>
-        <w:numPr>
-          <w:ilvl w:val="0"/>
-          <w:numId w:val="2"/>
-        </w:numPr>
-        <w:spacing w:after="15" w:line="240"/>
-      </w:pPr>
-      <w:r>
-        <w:rPr>
-          <w:rFonts w:ascii="Calibri" w:cs="Calibri" w:eastAsia="Calibri" w:hAnsi="Calibri"/>
-          <w:color w:val="1A1A1A"/>
-          <w:sz w:val="20"/>
-          <w:szCs w:val="20"/>
-        </w:rPr>
-        <w:t xml:space="preserve">Designed the regional outbound playbook: a three-lane LinkedIn strategy (partners, direct buyers, warm network) across ~70 target accounts in banking, telecom, fintech, aviation, retail and real estate.</w:t>
+        <w:t xml:space="preserve">Lead Axsona’s end-to-end market entry into the UAE and wider Middle East, from ICP and segment prioritisation to positioning, partner model and pipeline targets.</w:t>
+      </w:r>
+    </w:p>
+    <w:p>
+      <w:pPr>
+        <w:pStyle w:val="ListParagraph"/>
+        <w:numPr>
+          <w:ilvl w:val="0"/>
+          <w:numId w:val="2"/>
+        </w:numPr>
+        <w:spacing w:after="15" w:line="240"/>
+      </w:pPr>
+      <w:r>
+        <w:rPr>
+          <w:rFonts w:ascii="Calibri" w:cs="Calibri" w:eastAsia="Calibri" w:hAnsi="Calibri"/>
+          <w:color w:val="1A1A1A"/>
+          <w:sz w:val="20"/>
+          <w:szCs w:val="20"/>
+        </w:rPr>
+        <w:t xml:space="preserve">Building an AI-automated GTM engine (account research, lead enrichment, personalised multi-channel outreach and CRM updates) so a lean team can run outbound across several segments at once.</w:t>
+      </w:r>
+    </w:p>
+    <w:p>
+      <w:pPr>
+        <w:pStyle w:val="ListParagraph"/>
+        <w:numPr>
+          <w:ilvl w:val="0"/>
+          <w:numId w:val="2"/>
+        </w:numPr>
+        <w:spacing w:after="15" w:line="240"/>
+      </w:pPr>
+      <w:r>
+        <w:rPr>
+          <w:rFonts w:ascii="Calibri" w:cs="Calibri" w:eastAsia="Calibri" w:hAnsi="Calibri"/>
+          <w:color w:val="1A1A1A"/>
+          <w:sz w:val="20"/>
+          <w:szCs w:val="20"/>
+        </w:rPr>
+        <w:t xml:space="preserve">Developing a two-track route to market: direct enterprise sales into banking, telecom, fintech, retail and real estate, plus a partner channel of agencies, consultancies and AI implementers.</w:t>
+      </w:r>
+    </w:p>
+    <w:p>
+      <w:pPr>
+        <w:pStyle w:val="ListParagraph"/>
+        <w:numPr>
+          <w:ilvl w:val="0"/>
+          <w:numId w:val="2"/>
+        </w:numPr>
+        <w:spacing w:after="15" w:line="240"/>
+      </w:pPr>
+      <w:r>
+        <w:rPr>
+          <w:rFonts w:ascii="Calibri" w:cs="Calibri" w:eastAsia="Calibri" w:hAnsi="Calibri"/>
+          <w:color w:val="1A1A1A"/>
+          <w:sz w:val="20"/>
+          <w:szCs w:val="20"/>
+        </w:rPr>
+        <w:t xml:space="preserve">Setting up the regional sales operating rhythm (pipeline stages, weekly activity targets, leadership reporting) to move from first pilots to repeatable revenue.</w:t>
       </w:r>
     </w:p>
     <w:p>
